--- a/i_test/test_D6_Tabella_2_asl_2025/g_output/D6_Table_2_SE.docx
+++ b/i_test/test_D6_Tabella_2_asl_2025/g_output/D6_Table_2_SE.docx
@@ -27,7 +27,7 @@
               <w:pStyle w:val="Normal"/>
             </w:pPr>
             <w:r>
-              <w:t>1690</w:t>
+              <w:t>1678</w:t>
             </w:r>
           </w:p>
         </w:tc>
@@ -61,17 +61,17 @@
               <w:pStyle w:val="Normal"/>
             </w:pPr>
             <w:r>
-              <w:t>A10BD</w:t>
-            </w:r>
-          </w:p>
-        </w:tc>
-        <w:tc>
-          <w:p>
-            <w:pPr>
-              <w:pStyle w:val="Normal"/>
-            </w:pPr>
-            <w:r>
-              <w:t>1.682 (99,5%)</w:t>
+              <w:t>1</w:t>
+            </w:r>
+          </w:p>
+        </w:tc>
+        <w:tc>
+          <w:p>
+            <w:pPr>
+              <w:pStyle w:val="Normal"/>
+            </w:pPr>
+            <w:r>
+              <w:t>A10BD B10BD B10BX C10BD C10CE 9 (0,5%)</w:t>
             </w:r>
           </w:p>
         </w:tc>
@@ -83,17 +83,17 @@
               <w:pStyle w:val="Normal"/>
             </w:pPr>
             <w:r>
-              <w:t>A10AE</w:t>
-            </w:r>
-          </w:p>
-        </w:tc>
-        <w:tc>
-          <w:p>
-            <w:pPr>
-              <w:pStyle w:val="Normal"/>
-            </w:pPr>
-            <w:r>
-              <w:t>838 (49,6%)</w:t>
+              <w:t>2</w:t>
+            </w:r>
+          </w:p>
+        </w:tc>
+        <w:tc>
+          <w:p>
+            <w:pPr>
+              <w:pStyle w:val="Normal"/>
+            </w:pPr>
+            <w:r>
+              <w:t>A10AE A10BD B10BD B10BE C10BD 8 (0,5%)</w:t>
             </w:r>
           </w:p>
         </w:tc>
@@ -105,17 +105,17 @@
               <w:pStyle w:val="Normal"/>
             </w:pPr>
             <w:r>
-              <w:t>A10BH</w:t>
-            </w:r>
-          </w:p>
-        </w:tc>
-        <w:tc>
-          <w:p>
-            <w:pPr>
-              <w:pStyle w:val="Normal"/>
-            </w:pPr>
-            <w:r>
-              <w:t>510 (30,2%)</w:t>
+              <w:t>3</w:t>
+            </w:r>
+          </w:p>
+        </w:tc>
+        <w:tc>
+          <w:p>
+            <w:pPr>
+              <w:pStyle w:val="Normal"/>
+            </w:pPr>
+            <w:r>
+              <w:t>A10AE A10BD A10BJ B10BD C10BD 7 (0,4%)</w:t>
             </w:r>
           </w:p>
         </w:tc>
@@ -127,17 +127,17 @@
               <w:pStyle w:val="Normal"/>
             </w:pPr>
             <w:r>
-              <w:t>A10BJ</w:t>
-            </w:r>
-          </w:p>
-        </w:tc>
-        <w:tc>
-          <w:p>
-            <w:pPr>
-              <w:pStyle w:val="Normal"/>
-            </w:pPr>
-            <w:r>
-              <w:t>498 (29,5%)</w:t>
+              <w:t>4</w:t>
+            </w:r>
+          </w:p>
+        </w:tc>
+        <w:tc>
+          <w:p>
+            <w:pPr>
+              <w:pStyle w:val="Normal"/>
+            </w:pPr>
+            <w:r>
+              <w:t>A10AE A10BD B10BD C10BD C10CE 6 (0,4%)</w:t>
             </w:r>
           </w:p>
         </w:tc>
@@ -149,17 +149,17 @@
               <w:pStyle w:val="Normal"/>
             </w:pPr>
             <w:r>
-              <w:t>A10BK</w:t>
-            </w:r>
-          </w:p>
-        </w:tc>
-        <w:tc>
-          <w:p>
-            <w:pPr>
-              <w:pStyle w:val="Normal"/>
-            </w:pPr>
-            <w:r>
-              <w:t>477 (28,2%)</w:t>
+              <w:t>5</w:t>
+            </w:r>
+          </w:p>
+        </w:tc>
+        <w:tc>
+          <w:p>
+            <w:pPr>
+              <w:pStyle w:val="Normal"/>
+            </w:pPr>
+            <w:r>
+              <w:t>A10AE A10BD B10BD B10BK C10BD 6 (0,4%)</w:t>
             </w:r>
           </w:p>
         </w:tc>
@@ -171,17 +171,105 @@
               <w:pStyle w:val="Normal"/>
             </w:pPr>
             <w:r>
-              <w:t>A10BX</w:t>
-            </w:r>
-          </w:p>
-        </w:tc>
-        <w:tc>
-          <w:p>
-            <w:pPr>
-              <w:pStyle w:val="Normal"/>
-            </w:pPr>
-            <w:r>
-              <w:t>466 (27,6%)</w:t>
+              <w:t>6</w:t>
+            </w:r>
+          </w:p>
+        </w:tc>
+        <w:tc>
+          <w:p>
+            <w:pPr>
+              <w:pStyle w:val="Normal"/>
+            </w:pPr>
+            <w:r>
+              <w:t>A10BD A10BH B10BD C10BD C10CE 5 (0,3%)</w:t>
+            </w:r>
+          </w:p>
+        </w:tc>
+      </w:tr>
+      <w:tr>
+        <w:tc>
+          <w:p>
+            <w:pPr>
+              <w:pStyle w:val="Normal"/>
+            </w:pPr>
+            <w:r>
+              <w:t>7</w:t>
+            </w:r>
+          </w:p>
+        </w:tc>
+        <w:tc>
+          <w:p>
+            <w:pPr>
+              <w:pStyle w:val="Normal"/>
+            </w:pPr>
+            <w:r>
+              <w:t>A10BD A10BH A10BK B10BD C10BD 5 (0,3%)</w:t>
+            </w:r>
+          </w:p>
+        </w:tc>
+      </w:tr>
+      <w:tr>
+        <w:tc>
+          <w:p>
+            <w:pPr>
+              <w:pStyle w:val="Normal"/>
+            </w:pPr>
+            <w:r>
+              <w:t>8</w:t>
+            </w:r>
+          </w:p>
+        </w:tc>
+        <w:tc>
+          <w:p>
+            <w:pPr>
+              <w:pStyle w:val="Normal"/>
+            </w:pPr>
+            <w:r>
+              <w:t>A10BD A10BK B10BD C10BD C10BX 5 (0,3%)</w:t>
+            </w:r>
+          </w:p>
+        </w:tc>
+      </w:tr>
+      <w:tr>
+        <w:tc>
+          <w:p>
+            <w:pPr>
+              <w:pStyle w:val="Normal"/>
+            </w:pPr>
+            <w:r>
+              <w:t>9</w:t>
+            </w:r>
+          </w:p>
+        </w:tc>
+        <w:tc>
+          <w:p>
+            <w:pPr>
+              <w:pStyle w:val="Normal"/>
+            </w:pPr>
+            <w:r>
+              <w:t>A10AE A10BD B10BD B10BJ C10BD 5 (0,3%)</w:t>
+            </w:r>
+          </w:p>
+        </w:tc>
+      </w:tr>
+      <w:tr>
+        <w:tc>
+          <w:p>
+            <w:pPr>
+              <w:pStyle w:val="Normal"/>
+            </w:pPr>
+            <w:r>
+              <w:t>10</w:t>
+            </w:r>
+          </w:p>
+        </w:tc>
+        <w:tc>
+          <w:p>
+            <w:pPr>
+              <w:pStyle w:val="Normal"/>
+            </w:pPr>
+            <w:r>
+              <w:t>A10BD A10BJ B10BD C10BD C10CE 4 (0,2%)</w:t>
             </w:r>
           </w:p>
         </w:tc>

--- a/i_test/test_D6_Tabella_2_asl_2025/g_output/D6_Table_2_SE.docx
+++ b/i_test/test_D6_Tabella_2_asl_2025/g_output/D6_Table_2_SE.docx
@@ -27,19 +27,19 @@
               <w:pStyle w:val="Normal"/>
             </w:pPr>
             <w:r>
-              <w:t>1678</w:t>
-            </w:r>
-          </w:p>
-        </w:tc>
-      </w:tr>
-      <w:tr>
-        <w:tc>
-          <w:p>
-            <w:pPr>
-              <w:pStyle w:val="Normal"/>
-            </w:pPr>
-            <w:r>
-              <w:t>Combinazioni ATC IV livello (*)</w:t>
+              <w:t>1645</w:t>
+            </w:r>
+          </w:p>
+        </w:tc>
+      </w:tr>
+      <w:tr>
+        <w:tc>
+          <w:p>
+            <w:pPr>
+              <w:pStyle w:val="Normal"/>
+            </w:pPr>
+            <w:r>
+              <w:t>Combinazioni di ≥5 ATC IV livello (*)</w:t>
             </w:r>
           </w:p>
         </w:tc>
@@ -71,7 +71,7 @@
               <w:pStyle w:val="Normal"/>
             </w:pPr>
             <w:r>
-              <w:t>A10BD B10BD B10BX C10BD C10CE 9 (0,5%)</w:t>
+              <w:t>d a B10BD C10BD C10CE 39 (2,4%)</w:t>
             </w:r>
           </w:p>
         </w:tc>
@@ -93,7 +93,7 @@
               <w:pStyle w:val="Normal"/>
             </w:pPr>
             <w:r>
-              <w:t>A10AE A10BD B10BD B10BE C10BD 8 (0,5%)</w:t>
+              <w:t>a B10BD C10BD C10CE D15CE 25 (1,5%)</w:t>
             </w:r>
           </w:p>
         </w:tc>
@@ -115,7 +115,7 @@
               <w:pStyle w:val="Normal"/>
             </w:pPr>
             <w:r>
-              <w:t>A10AE A10BD A10BJ B10BD C10BD 7 (0,4%)</w:t>
+              <w:t>a B10BD C10BD C10CE N10D1 24 (1,5%)</w:t>
             </w:r>
           </w:p>
         </w:tc>
@@ -137,7 +137,7 @@
               <w:pStyle w:val="Normal"/>
             </w:pPr>
             <w:r>
-              <w:t>A10AE A10BD B10BD C10BD C10CE 6 (0,4%)</w:t>
+              <w:t>d a B10BD C10BD N12BD 23 (1,4%)</w:t>
             </w:r>
           </w:p>
         </w:tc>
@@ -159,7 +159,7 @@
               <w:pStyle w:val="Normal"/>
             </w:pPr>
             <w:r>
-              <w:t>A10AE A10BD B10BD B10BK C10BD 6 (0,4%)</w:t>
+              <w:t>a B10BD C10BD C10CE N02BJ 23 (1,4%)</w:t>
             </w:r>
           </w:p>
         </w:tc>
@@ -181,7 +181,7 @@
               <w:pStyle w:val="Normal"/>
             </w:pPr>
             <w:r>
-              <w:t>A10BD A10BH B10BD C10BD C10CE 5 (0,3%)</w:t>
+              <w:t>a B10BD C10BD C10CE N15CE 23 (1,4%)</w:t>
             </w:r>
           </w:p>
         </w:tc>
@@ -203,7 +203,7 @@
               <w:pStyle w:val="Normal"/>
             </w:pPr>
             <w:r>
-              <w:t>A10BD A10BH A10BK B10BD C10BD 5 (0,3%)</w:t>
+              <w:t>d a B10BD C10BD D18BD 22 (1,3%)</w:t>
             </w:r>
           </w:p>
         </w:tc>
@@ -225,7 +225,7 @@
               <w:pStyle w:val="Normal"/>
             </w:pPr>
             <w:r>
-              <w:t>A10BD A10BK B10BD C10BD C10BX 5 (0,3%)</w:t>
+              <w:t>a B10BD C10BD C10CE D02BJ 22 (1,3%)</w:t>
             </w:r>
           </w:p>
         </w:tc>
@@ -247,7 +247,7 @@
               <w:pStyle w:val="Normal"/>
             </w:pPr>
             <w:r>
-              <w:t>A10AE A10BD B10BD B10BJ C10BD 5 (0,3%)</w:t>
+              <w:t>a B10BD C10BD C10CE J01BK 22 (1,3%)</w:t>
             </w:r>
           </w:p>
         </w:tc>
@@ -269,7 +269,249 @@
               <w:pStyle w:val="Normal"/>
             </w:pPr>
             <w:r>
-              <w:t>A10BD A10BJ B10BD C10BD C10CE 4 (0,2%)</w:t>
+              <w:t>a B10BD C10BD C10CE N03BX 22 (1,3%)</w:t>
+            </w:r>
+          </w:p>
+        </w:tc>
+      </w:tr>
+      <w:tr>
+        <w:tc>
+          <w:p>
+            <w:pPr>
+              <w:pStyle w:val="Normal"/>
+            </w:pPr>
+            <w:r>
+              <w:t>Combinazioni di ≥10 ATC IV livello (*)</w:t>
+            </w:r>
+          </w:p>
+        </w:tc>
+        <w:tc>
+          <w:p>
+            <w:pPr>
+              <w:pStyle w:val="Normal"/>
+            </w:pPr>
+            <w:r>
+              <w:t/>
+            </w:r>
+          </w:p>
+        </w:tc>
+      </w:tr>
+      <w:tr>
+        <w:tc>
+          <w:p>
+            <w:pPr>
+              <w:pStyle w:val="Normal"/>
+            </w:pPr>
+            <w:r>
+              <w:t>1</w:t>
+            </w:r>
+          </w:p>
+        </w:tc>
+        <w:tc>
+          <w:p>
+            <w:pPr>
+              <w:pStyle w:val="Normal"/>
+            </w:pPr>
+            <w:r>
+              <w:t>d a B10BD B10BJ D01BK D02BJ D14CE D17BD D18BD N15CE 2 (0,1%)</w:t>
+            </w:r>
+          </w:p>
+        </w:tc>
+      </w:tr>
+      <w:tr>
+        <w:tc>
+          <w:p>
+            <w:pPr>
+              <w:pStyle w:val="Normal"/>
+            </w:pPr>
+            <w:r>
+              <w:t>2</w:t>
+            </w:r>
+          </w:p>
+        </w:tc>
+        <w:tc>
+          <w:p>
+            <w:pPr>
+              <w:pStyle w:val="Normal"/>
+            </w:pPr>
+            <w:r>
+              <w:t>d a B10BD C10BD C10CE D03BX D18BD J09BD J19BD N09BD 2 (0,1%)</w:t>
+            </w:r>
+          </w:p>
+        </w:tc>
+      </w:tr>
+      <w:tr>
+        <w:tc>
+          <w:p>
+            <w:pPr>
+              <w:pStyle w:val="Normal"/>
+            </w:pPr>
+            <w:r>
+              <w:t>3</w:t>
+            </w:r>
+          </w:p>
+        </w:tc>
+        <w:tc>
+          <w:p>
+            <w:pPr>
+              <w:pStyle w:val="Normal"/>
+            </w:pPr>
+            <w:r>
+              <w:t>d a B10BD C10BD C10CE D03BX D18BD J09BD J19BD N18BD 2 (0,1%)</w:t>
+            </w:r>
+          </w:p>
+        </w:tc>
+      </w:tr>
+      <w:tr>
+        <w:tc>
+          <w:p>
+            <w:pPr>
+              <w:pStyle w:val="Normal"/>
+            </w:pPr>
+            <w:r>
+              <w:t>4</w:t>
+            </w:r>
+          </w:p>
+        </w:tc>
+        <w:tc>
+          <w:p>
+            <w:pPr>
+              <w:pStyle w:val="Normal"/>
+            </w:pPr>
+            <w:r>
+              <w:t>d a B10BD C10BD C10CE D03BX D18BD J09BD N09BD N18BD 2 (0,1%)</w:t>
+            </w:r>
+          </w:p>
+        </w:tc>
+      </w:tr>
+      <w:tr>
+        <w:tc>
+          <w:p>
+            <w:pPr>
+              <w:pStyle w:val="Normal"/>
+            </w:pPr>
+            <w:r>
+              <w:t>5</w:t>
+            </w:r>
+          </w:p>
+        </w:tc>
+        <w:tc>
+          <w:p>
+            <w:pPr>
+              <w:pStyle w:val="Normal"/>
+            </w:pPr>
+            <w:r>
+              <w:t>d a B10BD C10BD C10CE D03BX D18BD J19BD N09BD N18BD 2 (0,1%)</w:t>
+            </w:r>
+          </w:p>
+        </w:tc>
+      </w:tr>
+      <w:tr>
+        <w:tc>
+          <w:p>
+            <w:pPr>
+              <w:pStyle w:val="Normal"/>
+            </w:pPr>
+            <w:r>
+              <w:t>6</w:t>
+            </w:r>
+          </w:p>
+        </w:tc>
+        <w:tc>
+          <w:p>
+            <w:pPr>
+              <w:pStyle w:val="Normal"/>
+            </w:pPr>
+            <w:r>
+              <w:t>d a B10BD C10BD C10CE D03BX J09BD J19BD N09BD N18BD 2 (0,1%)</w:t>
+            </w:r>
+          </w:p>
+        </w:tc>
+      </w:tr>
+      <w:tr>
+        <w:tc>
+          <w:p>
+            <w:pPr>
+              <w:pStyle w:val="Normal"/>
+            </w:pPr>
+            <w:r>
+              <w:t>7</w:t>
+            </w:r>
+          </w:p>
+        </w:tc>
+        <w:tc>
+          <w:p>
+            <w:pPr>
+              <w:pStyle w:val="Normal"/>
+            </w:pPr>
+            <w:r>
+              <w:t>d a B10BD C10BD C10CE D18BD J09BD J19BD N09BD N18BD 2 (0,1%)</w:t>
+            </w:r>
+          </w:p>
+        </w:tc>
+      </w:tr>
+      <w:tr>
+        <w:tc>
+          <w:p>
+            <w:pPr>
+              <w:pStyle w:val="Normal"/>
+            </w:pPr>
+            <w:r>
+              <w:t>8</w:t>
+            </w:r>
+          </w:p>
+        </w:tc>
+        <w:tc>
+          <w:p>
+            <w:pPr>
+              <w:pStyle w:val="Normal"/>
+            </w:pPr>
+            <w:r>
+              <w:t>d a B10BD C10BD D03BX D18BD J09BD J19BD N09BD N18BD 2 (0,1%)</w:t>
+            </w:r>
+          </w:p>
+        </w:tc>
+      </w:tr>
+      <w:tr>
+        <w:tc>
+          <w:p>
+            <w:pPr>
+              <w:pStyle w:val="Normal"/>
+            </w:pPr>
+            <w:r>
+              <w:t>9</w:t>
+            </w:r>
+          </w:p>
+        </w:tc>
+        <w:tc>
+          <w:p>
+            <w:pPr>
+              <w:pStyle w:val="Normal"/>
+            </w:pPr>
+            <w:r>
+              <w:t>d a B10BD C10CE D03BX D18BD J09BD J19BD N09BD N18BD 2 (0,1%)</w:t>
+            </w:r>
+          </w:p>
+        </w:tc>
+      </w:tr>
+      <w:tr>
+        <w:tc>
+          <w:p>
+            <w:pPr>
+              <w:pStyle w:val="Normal"/>
+            </w:pPr>
+            <w:r>
+              <w:t>10</w:t>
+            </w:r>
+          </w:p>
+        </w:tc>
+        <w:tc>
+          <w:p>
+            <w:pPr>
+              <w:pStyle w:val="Normal"/>
+            </w:pPr>
+            <w:r>
+              <w:t>d a C10BD C10CE D03BX D18BD J09BD J19BD N09BD N18BD 2 (0,1%)</w:t>
             </w:r>
           </w:p>
         </w:tc>
